--- a/tillsyn/A 53608-2025 tillsynsbegäran.docx
+++ b/tillsyn/A 53608-2025 tillsynsbegäran.docx
@@ -512,7 +512,7 @@
     <w:r>
       <w:tab/>
       <w:tab/>
-      <w:t>2026-09-14</w:t>
+      <w:t>2026-09-15</w:t>
       <w:br/>
       <w:br/>
     </w:r>

--- a/tillsyn/A 53608-2025 tillsynsbegäran.docx
+++ b/tillsyn/A 53608-2025 tillsynsbegäran.docx
@@ -512,7 +512,7 @@
     <w:r>
       <w:tab/>
       <w:tab/>
-      <w:t>2026-09-15</w:t>
+      <w:t>2026-09-16</w:t>
       <w:br/>
       <w:br/>
     </w:r>

--- a/tillsyn/A 53608-2025 tillsynsbegäran.docx
+++ b/tillsyn/A 53608-2025 tillsynsbegäran.docx
@@ -512,7 +512,7 @@
     <w:r>
       <w:tab/>
       <w:tab/>
-      <w:t>2026-09-16</w:t>
+      <w:t>2026-09-17</w:t>
       <w:br/>
       <w:br/>
     </w:r>

--- a/tillsyn/A 53608-2025 tillsynsbegäran.docx
+++ b/tillsyn/A 53608-2025 tillsynsbegäran.docx
@@ -512,7 +512,7 @@
     <w:r>
       <w:tab/>
       <w:tab/>
-      <w:t>2026-09-17</w:t>
+      <w:t>2026-09-18</w:t>
       <w:br/>
       <w:br/>
     </w:r>

--- a/tillsyn/A 53608-2025 tillsynsbegäran.docx
+++ b/tillsyn/A 53608-2025 tillsynsbegäran.docx
@@ -512,7 +512,7 @@
     <w:r>
       <w:tab/>
       <w:tab/>
-      <w:t>2026-09-18</w:t>
+      <w:t>2026-09-19</w:t>
       <w:br/>
       <w:br/>
     </w:r>

--- a/tillsyn/A 53608-2025 tillsynsbegäran.docx
+++ b/tillsyn/A 53608-2025 tillsynsbegäran.docx
@@ -512,7 +512,7 @@
     <w:r>
       <w:tab/>
       <w:tab/>
-      <w:t>2026-09-19</w:t>
+      <w:t>2026-09-21</w:t>
       <w:br/>
       <w:br/>
     </w:r>

--- a/tillsyn/A 53608-2025 tillsynsbegäran.docx
+++ b/tillsyn/A 53608-2025 tillsynsbegäran.docx
@@ -512,7 +512,7 @@
     <w:r>
       <w:tab/>
       <w:tab/>
-      <w:t>2026-09-21</w:t>
+      <w:t>2026-09-23</w:t>
       <w:br/>
       <w:br/>
     </w:r>

--- a/tillsyn/A 53608-2025 tillsynsbegäran.docx
+++ b/tillsyn/A 53608-2025 tillsynsbegäran.docx
@@ -512,7 +512,7 @@
     <w:r>
       <w:tab/>
       <w:tab/>
-      <w:t>2026-09-23</w:t>
+      <w:t>2026-09-24</w:t>
       <w:br/>
       <w:br/>
     </w:r>

--- a/tillsyn/A 53608-2025 tillsynsbegäran.docx
+++ b/tillsyn/A 53608-2025 tillsynsbegäran.docx
@@ -512,7 +512,7 @@
     <w:r>
       <w:tab/>
       <w:tab/>
-      <w:t>2026-09-24</w:t>
+      <w:t>2026-09-25</w:t>
       <w:br/>
       <w:br/>
     </w:r>

--- a/tillsyn/A 53608-2025 tillsynsbegäran.docx
+++ b/tillsyn/A 53608-2025 tillsynsbegäran.docx
@@ -512,7 +512,7 @@
     <w:r>
       <w:tab/>
       <w:tab/>
-      <w:t>2026-09-25</w:t>
+      <w:t>2026-09-26</w:t>
       <w:br/>
       <w:br/>
     </w:r>

--- a/tillsyn/A 53608-2025 tillsynsbegäran.docx
+++ b/tillsyn/A 53608-2025 tillsynsbegäran.docx
@@ -512,7 +512,7 @@
     <w:r>
       <w:tab/>
       <w:tab/>
-      <w:t>2026-09-26</w:t>
+      <w:t>2026-09-27</w:t>
       <w:br/>
       <w:br/>
     </w:r>

--- a/tillsyn/A 53608-2025 tillsynsbegäran.docx
+++ b/tillsyn/A 53608-2025 tillsynsbegäran.docx
@@ -512,7 +512,7 @@
     <w:r>
       <w:tab/>
       <w:tab/>
-      <w:t>2026-09-27</w:t>
+      <w:t>2026-09-28</w:t>
       <w:br/>
       <w:br/>
     </w:r>

--- a/tillsyn/A 53608-2025 tillsynsbegäran.docx
+++ b/tillsyn/A 53608-2025 tillsynsbegäran.docx
@@ -512,7 +512,7 @@
     <w:r>
       <w:tab/>
       <w:tab/>
-      <w:t>2026-09-28</w:t>
+      <w:t>2026-09-29</w:t>
       <w:br/>
       <w:br/>
     </w:r>

--- a/tillsyn/A 53608-2025 tillsynsbegäran.docx
+++ b/tillsyn/A 53608-2025 tillsynsbegäran.docx
@@ -512,7 +512,7 @@
     <w:r>
       <w:tab/>
       <w:tab/>
-      <w:t>2026-09-29</w:t>
+      <w:t>2026-09-30</w:t>
       <w:br/>
       <w:br/>
     </w:r>

--- a/tillsyn/A 53608-2025 tillsynsbegäran.docx
+++ b/tillsyn/A 53608-2025 tillsynsbegäran.docx
@@ -512,7 +512,7 @@
     <w:r>
       <w:tab/>
       <w:tab/>
-      <w:t>2026-09-30</w:t>
+      <w:t>2026-10-01</w:t>
       <w:br/>
       <w:br/>
     </w:r>

--- a/tillsyn/A 53608-2025 tillsynsbegäran.docx
+++ b/tillsyn/A 53608-2025 tillsynsbegäran.docx
@@ -512,7 +512,7 @@
     <w:r>
       <w:tab/>
       <w:tab/>
-      <w:t>2026-10-01</w:t>
+      <w:t>2026-10-02</w:t>
       <w:br/>
       <w:br/>
     </w:r>

--- a/tillsyn/A 53608-2025 tillsynsbegäran.docx
+++ b/tillsyn/A 53608-2025 tillsynsbegäran.docx
@@ -512,7 +512,7 @@
     <w:r>
       <w:tab/>
       <w:tab/>
-      <w:t>2026-10-02</w:t>
+      <w:t>2026-10-03</w:t>
       <w:br/>
       <w:br/>
     </w:r>

--- a/tillsyn/A 53608-2025 tillsynsbegäran.docx
+++ b/tillsyn/A 53608-2025 tillsynsbegäran.docx
@@ -512,7 +512,7 @@
     <w:r>
       <w:tab/>
       <w:tab/>
-      <w:t>2026-10-03</w:t>
+      <w:t>2026-10-04</w:t>
       <w:br/>
       <w:br/>
     </w:r>

--- a/tillsyn/A 53608-2025 tillsynsbegäran.docx
+++ b/tillsyn/A 53608-2025 tillsynsbegäran.docx
@@ -512,7 +512,7 @@
     <w:r>
       <w:tab/>
       <w:tab/>
-      <w:t>2026-10-04</w:t>
+      <w:t>2026-10-05</w:t>
       <w:br/>
       <w:br/>
     </w:r>

--- a/tillsyn/A 53608-2025 tillsynsbegäran.docx
+++ b/tillsyn/A 53608-2025 tillsynsbegäran.docx
@@ -512,7 +512,7 @@
     <w:r>
       <w:tab/>
       <w:tab/>
-      <w:t>2026-10-05</w:t>
+      <w:t>2026-10-06</w:t>
       <w:br/>
       <w:br/>
     </w:r>

--- a/tillsyn/A 53608-2025 tillsynsbegäran.docx
+++ b/tillsyn/A 53608-2025 tillsynsbegäran.docx
@@ -512,7 +512,7 @@
     <w:r>
       <w:tab/>
       <w:tab/>
-      <w:t>2026-10-06</w:t>
+      <w:t>2026-10-07</w:t>
       <w:br/>
       <w:br/>
     </w:r>

--- a/tillsyn/A 53608-2025 tillsynsbegäran.docx
+++ b/tillsyn/A 53608-2025 tillsynsbegäran.docx
@@ -512,7 +512,7 @@
     <w:r>
       <w:tab/>
       <w:tab/>
-      <w:t>2026-10-07</w:t>
+      <w:t>2026-10-08</w:t>
       <w:br/>
       <w:br/>
     </w:r>

--- a/tillsyn/A 53608-2025 tillsynsbegäran.docx
+++ b/tillsyn/A 53608-2025 tillsynsbegäran.docx
@@ -512,7 +512,7 @@
     <w:r>
       <w:tab/>
       <w:tab/>
-      <w:t>2026-10-08</w:t>
+      <w:t>2026-10-09</w:t>
       <w:br/>
       <w:br/>
     </w:r>

--- a/tillsyn/A 53608-2025 tillsynsbegäran.docx
+++ b/tillsyn/A 53608-2025 tillsynsbegäran.docx
@@ -512,7 +512,7 @@
     <w:r>
       <w:tab/>
       <w:tab/>
-      <w:t>2026-10-09</w:t>
+      <w:t>2026-10-10</w:t>
       <w:br/>
       <w:br/>
     </w:r>

--- a/tillsyn/A 53608-2025 tillsynsbegäran.docx
+++ b/tillsyn/A 53608-2025 tillsynsbegäran.docx
@@ -512,7 +512,7 @@
     <w:r>
       <w:tab/>
       <w:tab/>
-      <w:t>2026-10-10</w:t>
+      <w:t>2026-10-11</w:t>
       <w:br/>
       <w:br/>
     </w:r>

--- a/tillsyn/A 53608-2025 tillsynsbegäran.docx
+++ b/tillsyn/A 53608-2025 tillsynsbegäran.docx
@@ -512,7 +512,7 @@
     <w:r>
       <w:tab/>
       <w:tab/>
-      <w:t>2026-10-11</w:t>
+      <w:t>2026-10-12</w:t>
       <w:br/>
       <w:br/>
     </w:r>

--- a/tillsyn/A 53608-2025 tillsynsbegäran.docx
+++ b/tillsyn/A 53608-2025 tillsynsbegäran.docx
@@ -512,7 +512,7 @@
     <w:r>
       <w:tab/>
       <w:tab/>
-      <w:t>2026-10-12</w:t>
+      <w:t>2026-10-13</w:t>
       <w:br/>
       <w:br/>
     </w:r>

--- a/tillsyn/A 53608-2025 tillsynsbegäran.docx
+++ b/tillsyn/A 53608-2025 tillsynsbegäran.docx
@@ -512,7 +512,7 @@
     <w:r>
       <w:tab/>
       <w:tab/>
-      <w:t>2026-10-13</w:t>
+      <w:t>2026-10-14</w:t>
       <w:br/>
       <w:br/>
     </w:r>

--- a/tillsyn/A 53608-2025 tillsynsbegäran.docx
+++ b/tillsyn/A 53608-2025 tillsynsbegäran.docx
@@ -512,7 +512,7 @@
     <w:r>
       <w:tab/>
       <w:tab/>
-      <w:t>2026-10-14</w:t>
+      <w:t>2026-10-15</w:t>
       <w:br/>
       <w:br/>
     </w:r>

--- a/tillsyn/A 53608-2025 tillsynsbegäran.docx
+++ b/tillsyn/A 53608-2025 tillsynsbegäran.docx
@@ -512,7 +512,7 @@
     <w:r>
       <w:tab/>
       <w:tab/>
-      <w:t>2026-10-15</w:t>
+      <w:t>2026-10-16</w:t>
       <w:br/>
       <w:br/>
     </w:r>

--- a/tillsyn/A 53608-2025 tillsynsbegäran.docx
+++ b/tillsyn/A 53608-2025 tillsynsbegäran.docx
@@ -512,7 +512,7 @@
     <w:r>
       <w:tab/>
       <w:tab/>
-      <w:t>2026-10-16</w:t>
+      <w:t>2026-10-17</w:t>
       <w:br/>
       <w:br/>
     </w:r>

--- a/tillsyn/A 53608-2025 tillsynsbegäran.docx
+++ b/tillsyn/A 53608-2025 tillsynsbegäran.docx
@@ -512,7 +512,7 @@
     <w:r>
       <w:tab/>
       <w:tab/>
-      <w:t>2026-10-17</w:t>
+      <w:t>2026-10-18</w:t>
       <w:br/>
       <w:br/>
     </w:r>

--- a/tillsyn/A 53608-2025 tillsynsbegäran.docx
+++ b/tillsyn/A 53608-2025 tillsynsbegäran.docx
@@ -512,7 +512,7 @@
     <w:r>
       <w:tab/>
       <w:tab/>
-      <w:t>2026-10-18</w:t>
+      <w:t>2026-10-19</w:t>
       <w:br/>
       <w:br/>
     </w:r>

--- a/tillsyn/A 53608-2025 tillsynsbegäran.docx
+++ b/tillsyn/A 53608-2025 tillsynsbegäran.docx
@@ -512,7 +512,7 @@
     <w:r>
       <w:tab/>
       <w:tab/>
-      <w:t>2026-10-19</w:t>
+      <w:t>2026-10-20</w:t>
       <w:br/>
       <w:br/>
     </w:r>

--- a/tillsyn/A 53608-2025 tillsynsbegäran.docx
+++ b/tillsyn/A 53608-2025 tillsynsbegäran.docx
@@ -512,7 +512,7 @@
     <w:r>
       <w:tab/>
       <w:tab/>
-      <w:t>2026-10-20</w:t>
+      <w:t>2026-10-21</w:t>
       <w:br/>
       <w:br/>
     </w:r>

--- a/tillsyn/A 53608-2025 tillsynsbegäran.docx
+++ b/tillsyn/A 53608-2025 tillsynsbegäran.docx
@@ -512,7 +512,7 @@
     <w:r>
       <w:tab/>
       <w:tab/>
-      <w:t>2026-10-21</w:t>
+      <w:t>2026-10-22</w:t>
       <w:br/>
       <w:br/>
     </w:r>

--- a/tillsyn/A 53608-2025 tillsynsbegäran.docx
+++ b/tillsyn/A 53608-2025 tillsynsbegäran.docx
@@ -512,7 +512,7 @@
     <w:r>
       <w:tab/>
       <w:tab/>
-      <w:t>2026-10-22</w:t>
+      <w:t>2026-10-23</w:t>
       <w:br/>
       <w:br/>
     </w:r>

--- a/tillsyn/A 53608-2025 tillsynsbegäran.docx
+++ b/tillsyn/A 53608-2025 tillsynsbegäran.docx
@@ -512,7 +512,7 @@
     <w:r>
       <w:tab/>
       <w:tab/>
-      <w:t>2026-10-23</w:t>
+      <w:t>2026-10-24</w:t>
       <w:br/>
       <w:br/>
     </w:r>

--- a/tillsyn/A 53608-2025 tillsynsbegäran.docx
+++ b/tillsyn/A 53608-2025 tillsynsbegäran.docx
@@ -60,12 +60,12 @@
         <w:spacing w:after="240"/>
       </w:pPr>
       <w:r>
-        <w:t>Figur 1. Fyndplatser för naturvårdsarter i och inom 16 meter från avverkningsanmälan. Markörer utan svart kant är placerade på fyndplatsen. Markörer med svart kant är placerade vid sidan av fyndplatsen och har ett svart streck som visar fyndplatsens exakta position. Kartans mittpunktskoordinat är N 6661872, E 691968 i SWEREF 99 TM.</w:t>
+        <w:t>Figur 1. Fyndplatser för naturvårdsarter i och inom 18 meter från avverkningsanmälan. Markörer utan svart kant är placerade på fyndplatsen. Markörer med svart kant är placerade vid sidan av fyndplatsen och har ett svart streck som visar fyndplatsens exakta position. Kartans mittpunktskoordinat är N 6661872, E 691968 i SWEREF 99 TM.</w:t>
       </w:r>
     </w:p>
     <w:p>
       <w:r>
-        <w:t>I och inom 16 meter från avverkningsanmälan finns fynd av 7 naturvårdsarter, varav 2 är rödlistade, 4 är fridlysta, 2 är typiska (T) och 2 är signalarter (S): asknätfjäril (EN, §4a), hålskenknäppare (NT), björksplintborre (S), robust tickgnagare (S), spillkråka (T, §4), tjäder (T, §4) och orre (§4). Se Figur 1.</w:t>
+        <w:t>I och inom 18 meter från avverkningsanmälan finns fynd av 7 naturvårdsarter, varav 2 är rödlistade, 4 är fridlysta, 2 är typiska (T) och 2 är signalarter (S): asknätfjäril (EN, §4a), hålskenknäppare (NT), björksplintborre (S), robust tickgnagare (S), spillkråka (T, §4), tjäder (T, §4) och orre (§4). Se Figur 1.</w:t>
       </w:r>
     </w:p>
     <w:p>
@@ -512,7 +512,7 @@
     <w:r>
       <w:tab/>
       <w:tab/>
-      <w:t>2026-10-24</w:t>
+      <w:t>2026-10-25</w:t>
       <w:br/>
       <w:br/>
     </w:r>

--- a/tillsyn/A 53608-2025 tillsynsbegäran.docx
+++ b/tillsyn/A 53608-2025 tillsynsbegäran.docx
@@ -512,7 +512,7 @@
     <w:r>
       <w:tab/>
       <w:tab/>
-      <w:t>2026-10-25</w:t>
+      <w:t>2026-10-26</w:t>
       <w:br/>
       <w:br/>
     </w:r>

--- a/tillsyn/A 53608-2025 tillsynsbegäran.docx
+++ b/tillsyn/A 53608-2025 tillsynsbegäran.docx
@@ -512,7 +512,7 @@
     <w:r>
       <w:tab/>
       <w:tab/>
-      <w:t>2026-10-26</w:t>
+      <w:t>2026-10-27</w:t>
       <w:br/>
       <w:br/>
     </w:r>

--- a/tillsyn/A 53608-2025 tillsynsbegäran.docx
+++ b/tillsyn/A 53608-2025 tillsynsbegäran.docx
@@ -512,7 +512,7 @@
     <w:r>
       <w:tab/>
       <w:tab/>
-      <w:t>2026-10-27</w:t>
+      <w:t>2026-10-28</w:t>
       <w:br/>
       <w:br/>
     </w:r>

--- a/tillsyn/A 53608-2025 tillsynsbegäran.docx
+++ b/tillsyn/A 53608-2025 tillsynsbegäran.docx
@@ -512,7 +512,7 @@
     <w:r>
       <w:tab/>
       <w:tab/>
-      <w:t>2026-10-28</w:t>
+      <w:t>2026-10-29</w:t>
       <w:br/>
       <w:br/>
     </w:r>

--- a/tillsyn/A 53608-2025 tillsynsbegäran.docx
+++ b/tillsyn/A 53608-2025 tillsynsbegäran.docx
@@ -512,7 +512,7 @@
     <w:r>
       <w:tab/>
       <w:tab/>
-      <w:t>2026-10-29</w:t>
+      <w:t>2026-10-31</w:t>
       <w:br/>
       <w:br/>
     </w:r>
